--- a/handoff/오이소창원_개발_인수인계서_20261002.docx
+++ b/handoff/오이소창원_개발_인수인계서_20261002.docx
@@ -3649,6 +3649,7 @@
     </w:rPrDefault>
     <w:pPrDefault>
       <w:pPr>
+        <w:wordWrap w:val="0"/>
         <w:spacing w:after="200" w:line="276" w:lineRule="auto"/>
       </w:pPr>
     </w:pPrDefault>
